--- a/chapters/causal-inference.docx
+++ b/chapters/causal-inference.docx
@@ -22695,7 +22695,7 @@
         <w:t xml:space="preserve"> </w:t>
       </w:r>
       <w:r>
-        <w:t xml:space="preserve">can recover causal estimates under the three assumptions above.</w:t>
+        <w:t xml:space="preserve">can recover causal estimates under these three core identification assumptions.</w:t>
       </w:r>
     </w:p>
     <w:bookmarkEnd w:id="75"/>
